--- a/backend/templates/pragmavox/mise_en_demeure_personne_morale.template.docx
+++ b/backend/templates/pragmavox/mise_en_demeure_personne_morale.template.docx
@@ -1,24 +1,24 @@
 
 <file path=word/document.xml><?xml version="1.0" encoding="utf-8"?>
-<w:document xmlns:mc="http://schemas.openxmlformats.org/markup-compatibility/2006" xmlns:ns3="http://schemas.openxmlformats.org/drawingml/2006/wordprocessingDrawing" xmlns:ns4="http://schemas.microsoft.com/office/word/2010/wordprocessingDrawing" xmlns:ns5="http://schemas.openxmlformats.org/drawingml/2006/main" xmlns:ns6="http://schemas.openxmlformats.org/drawingml/2006/picture" xmlns:ns7="http://schemas.openxmlformats.org/officeDocument/2006/relationships" xmlns:ns8="http://schemas.microsoft.com/office/drawing/2010/main" xmlns:w="http://schemas.openxmlformats.org/wordprocessingml/2006/main" xmlns:w14="http://schemas.microsoft.com/office/word/2010/wordml" mc:Ignorable="w14 w15 w16se w16cid w16 w16cex w16sdtdh w16sdtfl w16du wp14">
+<w:document xmlns:ns1="http://schemas.openxmlformats.org/markup-compatibility/2006" xmlns:ns2="http://schemas.microsoft.com/office/word/2010/wordml" xmlns:ns3="http://schemas.openxmlformats.org/drawingml/2006/wordprocessingDrawing" xmlns:ns4="http://schemas.microsoft.com/office/word/2010/wordprocessingDrawing" xmlns:ns5="http://schemas.openxmlformats.org/drawingml/2006/main" xmlns:ns6="http://schemas.openxmlformats.org/drawingml/2006/picture" xmlns:ns7="http://schemas.openxmlformats.org/officeDocument/2006/relationships" xmlns:ns8="http://schemas.microsoft.com/office/drawing/2010/main" xmlns:w="http://schemas.openxmlformats.org/wordprocessingml/2006/main" ns1:Ignorable="w14 w15 w16se w16cid w16 w16cex w16sdtdh w16sdtfl w16du wp14">
   <w:body>
-    <w:p>
+    <w:p ns2:paraId="3D2306B5" ns2:textId="77777777">
       <w:pPr>
         <w:ind w:left="5220"/>
       </w:pPr>
     </w:p>
-    <w:p>
+    <w:p ns2:paraId="3D2306B6" ns2:textId="77777777">
       <w:pPr>
         <w:ind w:left="5220"/>
       </w:pPr>
     </w:p>
-    <w:p>
+    <w:p ns2:paraId="3D2306B7" ns2:textId="77777777">
       <w:pPr>
         <w:ind w:left="5220"/>
       </w:pPr>
     </w:p>
-    <w:p/>
-    <w:p>
+    <w:p ns2:paraId="3D2306B8" ns2:textId="77777777"/>
+    <w:p ns2:paraId="35E157BE" ns2:textId="77777777">
       <w:pPr>
         <w:ind w:left="4962"/>
         <w:rPr>
@@ -27,7 +27,7 @@
         </w:rPr>
       </w:pPr>
     </w:p>
-    <w:p>
+    <w:p ns2:paraId="2C3ACEDA" ns2:textId="77777777">
       <w:pPr>
         <w:ind w:left="4962"/>
         <w:rPr>
@@ -36,7 +36,7 @@
         </w:rPr>
       </w:pPr>
     </w:p>
-    <w:p>
+    <w:p ns2:paraId="0F80BD82" ns2:textId="77777777">
       <w:pPr>
         <w:ind w:left="4962"/>
         <w:rPr>
@@ -45,7 +45,7 @@
         </w:rPr>
       </w:pPr>
     </w:p>
-    <w:p>
+    <w:p ns2:paraId="7A54E303" ns2:textId="77777777">
       <w:pPr>
         <w:ind w:left="4962"/>
         <w:rPr>
@@ -54,7 +54,7 @@
         </w:rPr>
       </w:pPr>
     </w:p>
-    <w:p>
+    <w:p ns2:paraId="0294F912" ns2:textId="77777777">
       <w:pPr>
         <w:ind w:left="4962"/>
         <w:rPr>
@@ -63,7 +63,7 @@
         </w:rPr>
       </w:pPr>
     </w:p>
-    <w:p>
+    <w:p ns2:paraId="012EAA4C" ns2:textId="77777777">
       <w:pPr>
         <w:ind w:left="4962"/>
         <w:rPr>
@@ -72,7 +72,7 @@
         </w:rPr>
       </w:pPr>
     </w:p>
-    <w:p>
+    <w:p ns2:paraId="586CD6BC" ns2:textId="77777777">
       <w:pPr>
         <w:ind w:left="4962"/>
         <w:rPr>
@@ -81,7 +81,7 @@
         </w:rPr>
       </w:pPr>
     </w:p>
-    <w:p>
+    <w:p ns2:paraId="1EC019E0" ns2:textId="1C5B978A">
       <w:pPr>
         <w:ind w:left="4961"/>
         <w:rPr>
@@ -94,10 +94,10 @@
           <w:rFonts w:ascii="Arial" w:hAnsi="Arial" w:cs="Arial"/>
           <w:b/>
         </w:rPr>
-        <w:t>Société {adversaire_denomination}</w:t>
-      </w:r>
-    </w:p>
-    <w:p>
+        <w:t xml:space="preserve">{adversaire_denomination}</w:t>
+      </w:r>
+    </w:p>
+    <w:p ns2:paraId="78EA92FE" ns2:textId="297AE273">
       <w:pPr>
         <w:ind w:left="4248" w:firstLine="708"/>
         <w:rPr>
@@ -129,7 +129,7 @@
         <w:t/>
       </w:r>
     </w:p>
-    <w:p>
+    <w:p ns2:paraId="14B1D417" ns2:textId="5899B8BB">
       <w:pPr>
         <w:ind w:left="4248" w:firstLine="708"/>
         <w:rPr>
@@ -138,7 +138,7 @@
         </w:rPr>
       </w:pPr>
     </w:p>
-    <w:p>
+    <w:p ns2:paraId="732F64D1" ns2:textId="47335CF1">
       <w:pPr>
         <w:ind w:left="4961"/>
         <w:rPr>
@@ -154,7 +154,7 @@
         <w:t xml:space="preserve"> </w:t>
       </w:r>
     </w:p>
-    <w:p>
+    <w:p ns2:paraId="52A58045" ns2:textId="20042529">
       <w:pPr>
         <w:ind w:left="4962"/>
         <w:jc w:val="left"/>
@@ -207,14 +207,14 @@
         <w:t/>
       </w:r>
     </w:p>
-    <w:p>
-      <w:pPr>
-        <w:rPr>
-          <w:rFonts w:ascii="Arial" w:hAnsi="Arial" w:cs="Arial"/>
-        </w:rPr>
-      </w:pPr>
-    </w:p>
-    <w:p>
+    <w:p ns2:paraId="21EC520A" ns2:textId="77777777">
+      <w:pPr>
+        <w:rPr>
+          <w:rFonts w:ascii="Arial" w:hAnsi="Arial" w:cs="Arial"/>
+        </w:rPr>
+      </w:pPr>
+    </w:p>
+    <w:p ns2:paraId="02C3C306" ns2:textId="36B2E849">
       <w:pPr>
         <w:ind w:left="4962"/>
       </w:pPr>
@@ -225,7 +225,7 @@
         <w:t>Par LRAR</w:t>
       </w:r>
     </w:p>
-    <w:p>
+    <w:p ns2:paraId="3D2306BE" ns2:textId="77777777">
       <w:pPr>
         <w:ind w:left="4962"/>
         <w:rPr>
@@ -233,7 +233,7 @@
         </w:rPr>
       </w:pPr>
     </w:p>
-    <w:p>
+    <w:p ns2:paraId="3D2306BF" ns2:textId="5EC10B88">
       <w:pPr>
         <w:ind w:left="4962"/>
         <w:rPr>
@@ -265,7 +265,7 @@
         <w:t/>
       </w:r>
     </w:p>
-    <w:p>
+    <w:p ns2:paraId="3D2306C0" ns2:textId="2D32DCD6">
       <w:pPr>
         <w:widowControl w:val="0"/>
         <w:autoSpaceDE w:val="0"/>
@@ -283,14 +283,14 @@
         <w:t xml:space="preserve"> </w:t>
       </w:r>
     </w:p>
-    <w:p>
-      <w:pPr>
-        <w:rPr>
-          <w:rFonts w:ascii="Arial" w:hAnsi="Arial" w:cs="Arial"/>
-        </w:rPr>
-      </w:pPr>
-    </w:p>
-    <w:p>
+    <w:p ns2:paraId="3D2306C2" ns2:textId="77777777">
+      <w:pPr>
+        <w:rPr>
+          <w:rFonts w:ascii="Arial" w:hAnsi="Arial" w:cs="Arial"/>
+        </w:rPr>
+      </w:pPr>
+    </w:p>
+    <w:p ns2:paraId="167B59EC" ns2:textId="47BE0CC8">
       <w:pPr>
         <w:ind w:left="2835"/>
         <w:rPr>
@@ -316,7 +316,7 @@
         <w:t/>
       </w:r>
     </w:p>
-    <w:p>
+    <w:p ns2:paraId="3D2306C4" ns2:textId="7ED39801">
       <w:pPr>
         <w:ind w:left="2835"/>
         <w:rPr>
@@ -334,7 +334,7 @@
         <w:t>YMB</w:t>
       </w:r>
     </w:p>
-    <w:p>
+    <w:p ns2:paraId="6C1434A9" ns2:textId="77777777">
       <w:pPr>
         <w:ind w:left="2835"/>
         <w:rPr>
@@ -344,7 +344,7 @@
         </w:rPr>
       </w:pPr>
     </w:p>
-    <w:p>
+    <w:p ns2:paraId="6845EB1F" ns2:textId="2E1CE334">
       <w:pPr>
         <w:ind w:left="2835"/>
         <w:rPr>
@@ -396,7 +396,7 @@
         <w:t/>
       </w:r>
     </w:p>
-    <w:p>
+    <w:p ns2:paraId="39C8B7A2" ns2:textId="77777777">
       <w:pPr>
         <w:ind w:left="2835"/>
         <w:rPr>
@@ -414,7 +414,7 @@
         <w:cr/>
       </w:r>
     </w:p>
-    <w:p>
+    <w:p ns2:paraId="5845BB6C" ns2:textId="0FF822B6">
       <w:pPr>
         <w:ind w:left="2835"/>
         <w:rPr>
@@ -434,7 +434,7 @@
         <w:t>,</w:t>
       </w:r>
     </w:p>
-    <w:p>
+    <w:p ns2:paraId="00F61B1C" ns2:textId="07D16731">
       <w:pPr>
         <w:ind w:left="2835"/>
         <w:rPr>
@@ -448,7 +448,7 @@
         <w:t>Cher Monsieur,</w:t>
       </w:r>
     </w:p>
-    <w:p>
+    <w:p ns2:paraId="0633F861" ns2:textId="77777777">
       <w:pPr>
         <w:ind w:right="23"/>
         <w:rPr>
@@ -456,7 +456,7 @@
         </w:rPr>
       </w:pPr>
     </w:p>
-    <w:p>
+    <w:p ns2:paraId="029CBE52" ns2:textId="1C3E5DCF">
       <w:pPr>
         <w:tabs>
           <w:tab w:val="left" w:pos="1440"/>
@@ -588,7 +588,7 @@
         <w:t/>
       </w:r>
     </w:p>
-    <w:p>
+    <w:p ns2:paraId="31C5CA46" ns2:textId="77777777">
       <w:pPr>
         <w:tabs>
           <w:tab w:val="left" w:pos="1440"/>
@@ -599,7 +599,7 @@
         </w:rPr>
       </w:pPr>
     </w:p>
-    <w:p>
+    <w:p ns2:paraId="489A2D7F" ns2:textId="106168C3">
       <w:pPr>
         <w:tabs>
           <w:tab w:val="left" w:pos="1440"/>
@@ -698,7 +698,7 @@
       </w:r>
       <w:proofErr w:type="gramEnd"/>
     </w:p>
-    <w:p>
+    <w:p ns2:paraId="3BACB2B8" ns2:textId="77777777">
       <w:pPr>
         <w:tabs>
           <w:tab w:val="left" w:pos="1440"/>
@@ -709,7 +709,7 @@
         </w:rPr>
       </w:pPr>
     </w:p>
-    <w:p>
+    <w:p ns2:paraId="58B76E18" ns2:textId="77777777">
       <w:pPr>
         <w:tabs>
           <w:tab w:val="left" w:pos="1440"/>
@@ -720,7 +720,7 @@
         </w:rPr>
       </w:pPr>
     </w:p>
-    <w:p>
+    <w:p ns2:paraId="09CF8A45" ns2:textId="7DBCBE42">
       <w:pPr>
         <w:tabs>
           <w:tab w:val="left" w:pos="1440"/>
@@ -782,7 +782,7 @@
         <w:t>.</w:t>
       </w:r>
     </w:p>
-    <w:p>
+    <w:p ns2:paraId="439B5494" ns2:textId="77777777">
       <w:pPr>
         <w:tabs>
           <w:tab w:val="left" w:pos="1440"/>
@@ -793,7 +793,7 @@
         </w:rPr>
       </w:pPr>
     </w:p>
-    <w:p>
+    <w:p ns2:paraId="267A574D" ns2:textId="3144D300">
       <w:pPr>
         <w:tabs>
           <w:tab w:val="left" w:pos="1440"/>
@@ -828,7 +828,7 @@
         <w:t/>
       </w:r>
     </w:p>
-    <w:p>
+    <w:p ns2:paraId="28B85113" ns2:textId="77777777">
       <w:pPr>
         <w:tabs>
           <w:tab w:val="left" w:pos="1440"/>
@@ -839,7 +839,7 @@
         </w:rPr>
       </w:pPr>
     </w:p>
-    <w:p>
+    <w:p ns2:paraId="3FD90D2E" ns2:textId="75B7D477">
       <w:pPr>
         <w:tabs>
           <w:tab w:val="left" w:pos="1440"/>
@@ -886,7 +886,7 @@
         <w:t>:</w:t>
       </w:r>
     </w:p>
-    <w:p>
+    <w:p ns2:paraId="71230309" ns2:textId="77777777">
       <w:pPr>
         <w:tabs>
           <w:tab w:val="left" w:pos="1440"/>
@@ -897,7 +897,7 @@
         </w:rPr>
       </w:pPr>
     </w:p>
-    <w:p>
+    <w:p ns2:paraId="7BC6BDB2" ns2:textId="64586A6A">
       <w:pPr>
         <w:pStyle w:val="Paragraphedeliste"/>
         <w:numPr>
@@ -956,21 +956,21 @@
           <w:rFonts w:ascii="Arial" w:hAnsi="Arial" w:cs="Arial"/>
           <w:u w:val="single"/>
         </w:rPr>
-        <w:t>{facture_montant_ttc}</w:t>
+        <w:t xml:space="preserve">{facture_montant_ttc} €</w:t>
       </w:r>
       <w:r>
         <w:rPr>
           <w:rFonts w:ascii="Arial" w:hAnsi="Arial" w:cs="Arial"/>
           <w:u w:val="single"/>
         </w:rPr>
-        <w:t>€</w:t>
+        <w:t xml:space="preserve"/>
       </w:r>
       <w:r>
         <w:rPr>
           <w:rFonts w:ascii="Arial" w:hAnsi="Arial" w:cs="Arial"/>
           <w:u w:val="single"/>
         </w:rPr>
-        <w:t xml:space="preserve"> euros</w:t>
+        <w:t xml:space="preserve"/>
       </w:r>
       <w:r>
         <w:rPr>
@@ -986,7 +986,7 @@
         <w:t> ;</w:t>
       </w:r>
     </w:p>
-    <w:p>
+    <w:p ns2:paraId="62196423" ns2:textId="0242E2DC">
       <w:pPr>
         <w:tabs>
           <w:tab w:val="left" w:pos="1440"/>
@@ -997,7 +997,7 @@
         </w:rPr>
       </w:pPr>
     </w:p>
-    <w:p>
+    <w:p ns2:paraId="66A1C8D1" ns2:textId="60ECFD89">
       <w:pPr>
         <w:tabs>
           <w:tab w:val="left" w:pos="1440"/>
@@ -1020,7 +1020,7 @@
         <w:t xml:space="preserve">. </w:t>
       </w:r>
     </w:p>
-    <w:p>
+    <w:p ns2:paraId="26172D29" ns2:textId="77777777">
       <w:pPr>
         <w:tabs>
           <w:tab w:val="left" w:pos="1440"/>
@@ -1031,7 +1031,7 @@
         </w:rPr>
       </w:pPr>
     </w:p>
-    <w:p>
+    <w:p ns2:paraId="5F1248D3" ns2:textId="140E17C0">
       <w:pPr>
         <w:tabs>
           <w:tab w:val="left" w:pos="1440"/>
@@ -1066,7 +1066,7 @@
         <w:t>.</w:t>
       </w:r>
     </w:p>
-    <w:p>
+    <w:p ns2:paraId="0FC8B6E5" ns2:textId="77777777">
       <w:pPr>
         <w:tabs>
           <w:tab w:val="left" w:pos="1440"/>
@@ -1077,7 +1077,7 @@
         </w:rPr>
       </w:pPr>
     </w:p>
-    <w:p>
+    <w:p ns2:paraId="50E4E185" ns2:textId="61C66A95">
       <w:pPr>
         <w:tabs>
           <w:tab w:val="left" w:pos="1440"/>
@@ -1101,7 +1101,7 @@
           <w:bCs/>
           <w:u w:val="single"/>
         </w:rPr>
-        <w:t>{somme_due_ttc}</w:t>
+        <w:t xml:space="preserve">{somme_due_ttc} €</w:t>
       </w:r>
       <w:r>
         <w:rPr>
@@ -1110,7 +1110,7 @@
           <w:bCs/>
           <w:u w:val="single"/>
         </w:rPr>
-        <w:t xml:space="preserve"> </w:t>
+        <w:t xml:space="preserve"/>
       </w:r>
       <w:r>
         <w:rPr>
@@ -1119,7 +1119,7 @@
           <w:bCs/>
           <w:u w:val="single"/>
         </w:rPr>
-        <w:t>€</w:t>
+        <w:t xml:space="preserve"/>
       </w:r>
       <w:r>
         <w:rPr>
@@ -1128,7 +1128,7 @@
           <w:bCs/>
           <w:u w:val="single"/>
         </w:rPr>
-        <w:t xml:space="preserve"> </w:t>
+        <w:t xml:space="preserve"/>
       </w:r>
       <w:r>
         <w:rPr>
@@ -1137,10 +1137,10 @@
           <w:bCs/>
           <w:u w:val="single"/>
         </w:rPr>
-        <w:t>euros TTC sous huit jours.</w:t>
-      </w:r>
-    </w:p>
-    <w:p>
+        <w:t xml:space="preserve"> TTC sous huit jours.</w:t>
+      </w:r>
+    </w:p>
+    <w:p ns2:paraId="6C9C1E4C" ns2:textId="77777777">
       <w:pPr>
         <w:tabs>
           <w:tab w:val="left" w:pos="1440"/>
@@ -1152,7 +1152,7 @@
         </w:rPr>
       </w:pPr>
     </w:p>
-    <w:p>
+    <w:p ns2:paraId="7B1A91D3" ns2:textId="35F57BF5">
       <w:pPr>
         <w:tabs>
           <w:tab w:val="left" w:pos="1440"/>
@@ -1169,7 +1169,7 @@
         <w:t>Passé ce délai, ma cliente m’a d’ores et déjà mandaté pour mettre en place toutes les procédures qui s’imposent en vue d’obtenir judiciairement le recouvrement de ladite somme.</w:t>
       </w:r>
     </w:p>
-    <w:p>
+    <w:p ns2:paraId="3F77FCE6" ns2:textId="77777777">
       <w:pPr>
         <w:tabs>
           <w:tab w:val="left" w:pos="1440"/>
@@ -1180,7 +1180,7 @@
         </w:rPr>
       </w:pPr>
     </w:p>
-    <w:p>
+    <w:p ns2:paraId="359F78B4" ns2:textId="39E9278F">
       <w:pPr>
         <w:tabs>
           <w:tab w:val="left" w:pos="1440"/>
@@ -1197,7 +1197,7 @@
         <w:t>Conformément à mes règles déontologiques, je vous rappelle que vous pouvez prendre attache directement ou par l’intermédiaire d’un avocat.</w:t>
       </w:r>
     </w:p>
-    <w:p>
+    <w:p ns2:paraId="6EBE86EE" ns2:textId="77777777">
       <w:pPr>
         <w:tabs>
           <w:tab w:val="left" w:pos="1440"/>
@@ -1208,7 +1208,7 @@
         </w:rPr>
       </w:pPr>
     </w:p>
-    <w:p>
+    <w:p ns2:paraId="4E36831A" ns2:textId="2F9E17D5">
       <w:pPr>
         <w:tabs>
           <w:tab w:val="left" w:pos="1440"/>
@@ -1225,7 +1225,7 @@
         <w:t>Restant à votre disposition,</w:t>
       </w:r>
     </w:p>
-    <w:p>
+    <w:p ns2:paraId="51EE15F9" ns2:textId="77777777">
       <w:pPr>
         <w:tabs>
           <w:tab w:val="left" w:pos="1440"/>
@@ -1236,7 +1236,7 @@
         </w:rPr>
       </w:pPr>
     </w:p>
-    <w:p>
+    <w:p ns2:paraId="17505D1B" ns2:textId="6429E160">
       <w:pPr>
         <w:tabs>
           <w:tab w:val="left" w:pos="1440"/>
@@ -1259,7 +1259,7 @@
         <w:t>l’expression de mes sentiments distingués</w:t>
       </w:r>
     </w:p>
-    <w:p>
+    <w:p ns2:paraId="626CD91E" ns2:textId="77777777">
       <w:pPr>
         <w:tabs>
           <w:tab w:val="left" w:pos="1440"/>
@@ -1270,7 +1270,7 @@
         </w:rPr>
       </w:pPr>
     </w:p>
-    <w:p>
+    <w:p ns2:paraId="515353E9" ns2:textId="77777777">
       <w:pPr>
         <w:tabs>
           <w:tab w:val="left" w:pos="1440"/>
@@ -1281,7 +1281,7 @@
         </w:rPr>
       </w:pPr>
     </w:p>
-    <w:p>
+    <w:p ns2:paraId="5E812300" ns2:textId="77777777">
       <w:pPr>
         <w:tabs>
           <w:tab w:val="left" w:pos="1440"/>
@@ -1292,7 +1292,7 @@
         </w:rPr>
       </w:pPr>
     </w:p>
-    <w:p>
+    <w:p ns2:paraId="34C9C8A6" ns2:textId="77777777">
       <w:pPr>
         <w:spacing w:before="120"/>
         <w:ind w:left="4962"/>
@@ -1315,7 +1315,7 @@
         <w:t>Maître Yves-Marie BIENAIME</w:t>
       </w:r>
     </w:p>
-    <w:p>
+    <w:p ns2:paraId="41E0A56D" ns2:textId="77777777">
       <w:pPr>
         <w:tabs>
           <w:tab w:val="left" w:pos="1440"/>
@@ -1326,7 +1326,7 @@
         </w:rPr>
       </w:pPr>
     </w:p>
-    <w:p>
+    <w:p ns2:paraId="3996F228" ns2:textId="3B5571C0">
       <w:pPr>
         <w:ind w:left="4248" w:right="23" w:firstLine="708"/>
         <w:rPr>
@@ -1388,7 +1388,7 @@
         </w:drawing>
       </w:r>
     </w:p>
-    <w:p>
+    <w:p ns2:paraId="3D2306D3" ns2:textId="03E72882">
       <w:pPr>
         <w:ind w:left="4248" w:firstLine="708"/>
         <w:rPr>

--- a/backend/templates/pragmavox/mise_en_demeure_personne_morale.template.docx
+++ b/backend/templates/pragmavox/mise_en_demeure_personne_morale.template.docx
@@ -470,7 +470,7 @@
         <w:rPr>
           <w:rFonts w:ascii="Arial" w:hAnsi="Arial" w:cs="Arial"/>
         </w:rPr>
-        <w:t xml:space="preserve">Je suis saisi des intérêts de la société {client_raison_sociale}, {client_forme_sociale} au capital de {client_capital_social} euros, ayant son siège social sis {client_siege_social}, immatriculée au Registre du Commerce et des Sociétés de {dossier_greffe} sous le numéro {client_siren}.</w:t>
+        <w:t xml:space="preserve">Je suis saisi des intérêts de la société {client_raison_sociale}, {client_forme_sociale} au capital de {client_capital_social}, ayant son siège social sis {client_siege_social}, immatriculée au Registre du Commerce et des Sociétés de {dossier_greffe} sous le numéro {client_siren}.</w:t>
       </w:r>
       <w:r>
         <w:rPr>
@@ -766,7 +766,7 @@
           <w:rFonts w:ascii="Arial" w:hAnsi="Arial" w:cs="Arial"/>
           <w:u w:val="single"/>
         </w:rPr>
-        <w:t>€</w:t>
+        <w:t/>
       </w:r>
       <w:r>
         <w:rPr>
@@ -956,7 +956,7 @@
           <w:rFonts w:ascii="Arial" w:hAnsi="Arial" w:cs="Arial"/>
           <w:u w:val="single"/>
         </w:rPr>
-        <w:t xml:space="preserve">{facture_montant_ttc} €</w:t>
+        <w:t xml:space="preserve">{facture_montant_ttc}</w:t>
       </w:r>
       <w:r>
         <w:rPr>
@@ -1101,7 +1101,7 @@
           <w:bCs/>
           <w:u w:val="single"/>
         </w:rPr>
-        <w:t xml:space="preserve">{somme_due_ttc} €</w:t>
+        <w:t xml:space="preserve">{somme_due_ttc}</w:t>
       </w:r>
       <w:r>
         <w:rPr>

--- a/backend/templates/pragmavox/mise_en_demeure_personne_morale.template.docx
+++ b/backend/templates/pragmavox/mise_en_demeure_personne_morale.template.docx
@@ -359,7 +359,7 @@
           <w:b/>
           <w:bCs/>
         </w:rPr>
-        <w:t>V/Réf :  {dossier_ref_adverse}</w:t>
+        <w:t>V/Réf : {dossier_ref_adverse}</w:t>
       </w:r>
       <w:proofErr w:type="gramStart"/>
       <w:r>
@@ -470,7 +470,7 @@
         <w:rPr>
           <w:rFonts w:ascii="Arial" w:hAnsi="Arial" w:cs="Arial"/>
         </w:rPr>
-        <w:t xml:space="preserve">Je suis saisi des intérêts de la société {client_raison_sociale}, {client_forme_sociale} au capital de {client_capital_social}, ayant son siège social sis {client_siege_social}, immatriculée au Registre du Commerce et des Sociétés de {dossier_greffe} sous le numéro {client_siren}.</w:t>
+        <w:t xml:space="preserve">Je suis saisi des intérêts de la société {client_raison_sociale}, {client_forme_sociale} au capital de {client_capital_social}, ayant son siège social sis {client_siege_social}, immatriculée au Registre du Commerce et des Sociétés {dossier_greffe_de} sous le numéro {client_siren}.</w:t>
       </w:r>
       <w:r>
         <w:rPr>
@@ -660,7 +660,7 @@
           <w:rFonts w:ascii="Arial" w:hAnsi="Arial" w:cs="Arial"/>
           <w:u w:val="single"/>
         </w:rPr>
-        <w:t xml:space="preserve">  </w:t>
+        <w:t xml:space="preserve"/>
       </w:r>
       <w:r>
         <w:rPr>
@@ -673,7 +673,7 @@
         <w:rPr>
           <w:rFonts w:ascii="Arial" w:hAnsi="Arial" w:cs="Arial"/>
         </w:rPr>
-        <w:t xml:space="preserve"> vous avez conclu un contrat portant</w:t>
+        <w:t xml:space="preserve"> vous avez conclu un contrat portant </w:t>
       </w:r>
       <w:r>
         <w:rPr>
@@ -688,7 +688,7 @@
           <w:rFonts w:ascii="Arial" w:hAnsi="Arial" w:cs="Arial"/>
           <w:u w:val="single"/>
         </w:rPr>
-        <w:t xml:space="preserve">  </w:t>
+        <w:t xml:space="preserve"/>
       </w:r>
       <w:r>
         <w:rPr>
@@ -1312,7 +1312,7 @@
           <w:i/>
           <w:iCs/>
         </w:rPr>
-        <w:t>Maître Yves-Marie BIENAIME</w:t>
+        <w:t>Maître Yves-Marie Bienaimé</w:t>
       </w:r>
     </w:p>
     <w:p ns2:paraId="41E0A56D" ns2:textId="77777777">
